--- a/reports/spikeEncode_encoder_survey.docx
+++ b/reports/spikeEncode_encoder_survey.docx
@@ -212,7 +212,7 @@
                 <w:b w:val="0"/>
                 <w:sz w:val="18"/>
               </w:rPr>
-              <w:t>6 September 2026 from commit 645bc1a</w:t>
+              <w:t>6 September 2026 from commit 007f0b6</w:t>
             </w:r>
           </w:p>
         </w:tc>
